--- a/ПАПС/ПР-1 ПАПС Тарасевич.docx
+++ b/ПАПС/ПР-1 ПАПС Тарасевич.docx
@@ -79,7 +79,27 @@
           <w:sz w:val="22"/>
           <w:szCs w:val="22"/>
         </w:rPr>
-        <w:t>«Балтийский государственный технический университет «ВОЕНМЕХ» им. Д.Ф. Устинова»</w:t>
+        <w:t xml:space="preserve">«Балтийский государственный технический университет «ВОЕНМЕХ» им. </w:t>
+      </w:r>
+      <w:proofErr w:type="gramStart"/>
+      <w:r>
+        <w:rPr>
+          <w:b/>
+          <w:color w:val="000000"/>
+          <w:sz w:val="22"/>
+          <w:szCs w:val="22"/>
+        </w:rPr>
+        <w:t>Д.Ф.</w:t>
+      </w:r>
+      <w:proofErr w:type="gramEnd"/>
+      <w:r>
+        <w:rPr>
+          <w:b/>
+          <w:color w:val="000000"/>
+          <w:sz w:val="22"/>
+          <w:szCs w:val="22"/>
+        </w:rPr>
+        <w:t xml:space="preserve"> Устинова»</w:t>
       </w:r>
     </w:p>
     <w:p>
@@ -95,7 +115,27 @@
           <w:sz w:val="22"/>
           <w:szCs w:val="22"/>
         </w:rPr>
-        <w:t>(БГТУ «ВОЕНМЕХ» им. Д.Ф. Устинова)</w:t>
+        <w:t xml:space="preserve">(БГТУ «ВОЕНМЕХ» им. </w:t>
+      </w:r>
+      <w:proofErr w:type="gramStart"/>
+      <w:r>
+        <w:rPr>
+          <w:b/>
+          <w:color w:val="000000"/>
+          <w:sz w:val="22"/>
+          <w:szCs w:val="22"/>
+        </w:rPr>
+        <w:t>Д.Ф.</w:t>
+      </w:r>
+      <w:proofErr w:type="gramEnd"/>
+      <w:r>
+        <w:rPr>
+          <w:b/>
+          <w:color w:val="000000"/>
+          <w:sz w:val="22"/>
+          <w:szCs w:val="22"/>
+        </w:rPr>
+        <w:t xml:space="preserve"> Устинова)</w:t>
       </w:r>
     </w:p>
     <w:p>
@@ -1148,8 +1188,16 @@
               <w:rPr>
                 <w:sz w:val="24"/>
               </w:rPr>
-              <w:t>Тарасевич В.В.</w:t>
-            </w:r>
+              <w:t xml:space="preserve">Тарасевич </w:t>
+            </w:r>
+            <w:proofErr w:type="gramStart"/>
+            <w:r>
+              <w:rPr>
+                <w:sz w:val="24"/>
+              </w:rPr>
+              <w:t>В.В.</w:t>
+            </w:r>
+            <w:proofErr w:type="gramEnd"/>
           </w:p>
         </w:tc>
       </w:tr>
@@ -1435,8 +1483,16 @@
               <w:rPr>
                 <w:sz w:val="24"/>
               </w:rPr>
-              <w:t>Зимина Д.В.</w:t>
-            </w:r>
+              <w:t xml:space="preserve">Зимина </w:t>
+            </w:r>
+            <w:proofErr w:type="gramStart"/>
+            <w:r>
+              <w:rPr>
+                <w:sz w:val="24"/>
+              </w:rPr>
+              <w:t>Д.В.</w:t>
+            </w:r>
+            <w:proofErr w:type="gramEnd"/>
           </w:p>
         </w:tc>
       </w:tr>
@@ -1958,6 +2014,13 @@
     </w:p>
     <w:sdt>
       <w:sdtPr>
+        <w:rPr>
+          <w:rFonts w:eastAsia="Times New Roman"/>
+          <w:b w:val="0"/>
+          <w:color w:val="auto"/>
+          <w:sz w:val="20"/>
+          <w:szCs w:val="20"/>
+        </w:rPr>
         <w:id w:val="891466435"/>
         <w:docPartObj>
           <w:docPartGallery w:val="Table of Contents"/>
@@ -1966,11 +2029,7 @@
       </w:sdtPr>
       <w:sdtEndPr>
         <w:rPr>
-          <w:rFonts w:eastAsia="Times New Roman"/>
           <w:bCs/>
-          <w:color w:val="auto"/>
-          <w:sz w:val="20"/>
-          <w:szCs w:val="20"/>
         </w:rPr>
       </w:sdtEndPr>
       <w:sdtContent>
@@ -1990,8 +2049,15 @@
             <w:tabs>
               <w:tab w:val="right" w:leader="dot" w:pos="9345"/>
             </w:tabs>
+            <w:spacing w:after="0" w:line="360" w:lineRule="auto"/>
+            <w:jc w:val="both"/>
             <w:rPr>
+              <w:rFonts w:asciiTheme="minorHAnsi" w:eastAsiaTheme="minorEastAsia" w:hAnsiTheme="minorHAnsi" w:cstheme="minorBidi"/>
               <w:noProof/>
+              <w:kern w:val="2"/>
+              <w:sz w:val="28"/>
+              <w:szCs w:val="28"/>
+              <w14:ligatures w14:val="standardContextual"/>
             </w:rPr>
           </w:pPr>
           <w:r>
@@ -2003,11 +2069,13 @@
           <w:r>
             <w:fldChar w:fldCharType="separate"/>
           </w:r>
-          <w:hyperlink w:anchor="_Toc224054270" w:history="1">
+          <w:hyperlink w:anchor="_Toc224603790" w:history="1">
             <w:r>
               <w:rPr>
                 <w:rStyle w:val="aa"/>
                 <w:noProof/>
+                <w:sz w:val="28"/>
+                <w:szCs w:val="28"/>
               </w:rPr>
               <w:t>1 Постановка задачи</w:t>
             </w:r>
@@ -2015,6 +2083,8 @@
               <w:rPr>
                 <w:noProof/>
                 <w:webHidden/>
+                <w:sz w:val="28"/>
+                <w:szCs w:val="28"/>
               </w:rPr>
               <w:tab/>
             </w:r>
@@ -2022,6 +2092,8 @@
               <w:rPr>
                 <w:noProof/>
                 <w:webHidden/>
+                <w:sz w:val="28"/>
+                <w:szCs w:val="28"/>
               </w:rPr>
               <w:fldChar w:fldCharType="begin"/>
             </w:r>
@@ -2029,19 +2101,25 @@
               <w:rPr>
                 <w:noProof/>
                 <w:webHidden/>
-              </w:rPr>
-              <w:instrText xml:space="preserve"> PAGEREF _Toc224054270 \h </w:instrText>
+                <w:sz w:val="28"/>
+                <w:szCs w:val="28"/>
+              </w:rPr>
+              <w:instrText xml:space="preserve"> PAGEREF _Toc224603790 \h </w:instrText>
             </w:r>
             <w:r>
               <w:rPr>
                 <w:noProof/>
                 <w:webHidden/>
+                <w:sz w:val="28"/>
+                <w:szCs w:val="28"/>
               </w:rPr>
             </w:r>
             <w:r>
               <w:rPr>
                 <w:noProof/>
                 <w:webHidden/>
+                <w:sz w:val="28"/>
+                <w:szCs w:val="28"/>
               </w:rPr>
               <w:fldChar w:fldCharType="separate"/>
             </w:r>
@@ -2049,6 +2127,8 @@
               <w:rPr>
                 <w:noProof/>
                 <w:webHidden/>
+                <w:sz w:val="28"/>
+                <w:szCs w:val="28"/>
               </w:rPr>
               <w:t>3</w:t>
             </w:r>
@@ -2056,6 +2136,99 @@
               <w:rPr>
                 <w:noProof/>
                 <w:webHidden/>
+                <w:sz w:val="28"/>
+                <w:szCs w:val="28"/>
+              </w:rPr>
+              <w:fldChar w:fldCharType="end"/>
+            </w:r>
+          </w:hyperlink>
+        </w:p>
+        <w:p>
+          <w:pPr>
+            <w:pStyle w:val="11"/>
+            <w:tabs>
+              <w:tab w:val="right" w:leader="dot" w:pos="9345"/>
+            </w:tabs>
+            <w:spacing w:after="0" w:line="360" w:lineRule="auto"/>
+            <w:jc w:val="both"/>
+            <w:rPr>
+              <w:rFonts w:asciiTheme="minorHAnsi" w:eastAsiaTheme="minorEastAsia" w:hAnsiTheme="minorHAnsi" w:cstheme="minorBidi"/>
+              <w:noProof/>
+              <w:kern w:val="2"/>
+              <w:sz w:val="24"/>
+              <w:szCs w:val="24"/>
+              <w14:ligatures w14:val="standardContextual"/>
+            </w:rPr>
+          </w:pPr>
+          <w:hyperlink w:anchor="_Toc224603791" w:history="1">
+            <w:r>
+              <w:rPr>
+                <w:rStyle w:val="aa"/>
+                <w:noProof/>
+                <w:sz w:val="28"/>
+                <w:szCs w:val="28"/>
+              </w:rPr>
+              <w:t>2 Спецификация требований</w:t>
+            </w:r>
+            <w:r>
+              <w:rPr>
+                <w:noProof/>
+                <w:webHidden/>
+                <w:sz w:val="28"/>
+                <w:szCs w:val="28"/>
+              </w:rPr>
+              <w:tab/>
+            </w:r>
+            <w:r>
+              <w:rPr>
+                <w:noProof/>
+                <w:webHidden/>
+                <w:sz w:val="28"/>
+                <w:szCs w:val="28"/>
+              </w:rPr>
+              <w:fldChar w:fldCharType="begin"/>
+            </w:r>
+            <w:r>
+              <w:rPr>
+                <w:noProof/>
+                <w:webHidden/>
+                <w:sz w:val="28"/>
+                <w:szCs w:val="28"/>
+              </w:rPr>
+              <w:instrText xml:space="preserve"> PAGEREF _Toc224603791 \h </w:instrText>
+            </w:r>
+            <w:r>
+              <w:rPr>
+                <w:noProof/>
+                <w:webHidden/>
+                <w:sz w:val="28"/>
+                <w:szCs w:val="28"/>
+              </w:rPr>
+            </w:r>
+            <w:r>
+              <w:rPr>
+                <w:noProof/>
+                <w:webHidden/>
+                <w:sz w:val="28"/>
+                <w:szCs w:val="28"/>
+              </w:rPr>
+              <w:fldChar w:fldCharType="separate"/>
+            </w:r>
+            <w:r>
+              <w:rPr>
+                <w:noProof/>
+                <w:webHidden/>
+                <w:sz w:val="28"/>
+                <w:szCs w:val="28"/>
+              </w:rPr>
+              <w:t>4</w:t>
+            </w:r>
+            <w:r>
+              <w:rPr>
+                <w:noProof/>
+                <w:webHidden/>
+                <w:sz w:val="28"/>
+                <w:szCs w:val="28"/>
               </w:rPr>
               <w:fldChar w:fldCharType="end"/>
             </w:r>
@@ -2092,7 +2265,7 @@
       <w:r>
         <w:br w:type="column"/>
       </w:r>
-      <w:bookmarkStart w:id="0" w:name="_Toc224054270"/>
+      <w:bookmarkStart w:id="0" w:name="_Toc224603790"/>
       <w:r>
         <w:lastRenderedPageBreak/>
         <w:t>1 Постановка задачи</w:t>
@@ -2292,7 +2465,27 @@
           <w:sz w:val="28"/>
           <w:szCs w:val="28"/>
         </w:rPr>
-        <w:t>реализующий мониторинг состояния промежуточных и оконечных устройств сети (сбор таких метрик, как загрузка процессора, количество расходуемой памяти и т.п.)</w:t>
+        <w:t xml:space="preserve">реализующий мониторинг состояния промежуточных и оконечных устройств сети (сбор таких метрик, как загрузка процессора, количество расходуемой памяти и </w:t>
+      </w:r>
+      <w:proofErr w:type="gramStart"/>
+      <w:r>
+        <w:rPr>
+          <w:bCs/>
+          <w:color w:val="000000"/>
+          <w:sz w:val="28"/>
+          <w:szCs w:val="28"/>
+        </w:rPr>
+        <w:t>т.п.</w:t>
+      </w:r>
+      <w:proofErr w:type="gramEnd"/>
+      <w:r>
+        <w:rPr>
+          <w:bCs/>
+          <w:color w:val="000000"/>
+          <w:sz w:val="28"/>
+          <w:szCs w:val="28"/>
+        </w:rPr>
+        <w:t>)</w:t>
       </w:r>
     </w:p>
     <w:p>
@@ -2302,10 +2495,12 @@
       <w:r>
         <w:br w:type="column"/>
       </w:r>
+      <w:bookmarkStart w:id="1" w:name="_Toc224603791"/>
       <w:r>
         <w:lastRenderedPageBreak/>
         <w:t>2 Спецификация требований</w:t>
       </w:r>
+      <w:bookmarkEnd w:id="1"/>
     </w:p>
     <w:p>
       <w:pPr>
@@ -2684,6 +2879,9 @@
         <w:jc w:val="center"/>
       </w:pPr>
       <w:r>
+        <w:rPr>
+          <w:noProof/>
+        </w:rPr>
         <w:drawing>
           <wp:inline distT="0" distB="0" distL="0" distR="0" wp14:anchorId="686B79BF" wp14:editId="0C3C8714">
             <wp:extent cx="5940425" cy="1737995"/>
@@ -2765,7 +2963,7 @@
       <w:r>
         <w:t xml:space="preserve">Ниже описаны функциональные возможности, которые должен обеспечивать </w:t>
       </w:r>
-      <w:bookmarkStart w:id="1" w:name="_Hlk222235829"/>
+      <w:bookmarkStart w:id="2" w:name="_Hlk222235829"/>
       <w:r>
         <w:t>разрабатываемый программный продукт:</w:t>
       </w:r>
@@ -2837,27 +3035,10 @@
         <w:t xml:space="preserve">создание </w:t>
       </w:r>
       <w:r>
-        <w:t>оповещений о возникающих неполадках.</w:t>
-      </w:r>
-    </w:p>
-    <w:bookmarkEnd w:id="1"/>
-    <w:p>
-      <w:pPr>
-        <w:pStyle w:val="ab"/>
-      </w:pPr>
-      <w:r>
-        <w:t>2.3 Требования к данным</w:t>
-      </w:r>
-    </w:p>
-    <w:p>
-      <w:pPr>
-        <w:pStyle w:val="ab"/>
-      </w:pPr>
-      <w:r>
-        <w:t xml:space="preserve">Ниже описаны данные, </w:t>
-      </w:r>
-      <w:r>
-        <w:t>которые необходимо хранить системе:</w:t>
+        <w:t>оповещений о возникающих неполадках</w:t>
+      </w:r>
+      <w:r>
+        <w:t>;</w:t>
       </w:r>
     </w:p>
     <w:p>
@@ -2873,7 +3054,30 @@
         <w:ind w:left="0" w:firstLine="709"/>
       </w:pPr>
       <w:r>
-        <w:t>список отслеживаемых устройств;</w:t>
+        <w:t>авторизация в веб-интерфейсе</w:t>
+      </w:r>
+      <w:r>
+        <w:t>.</w:t>
+      </w:r>
+    </w:p>
+    <w:bookmarkEnd w:id="2"/>
+    <w:p>
+      <w:pPr>
+        <w:pStyle w:val="ab"/>
+      </w:pPr>
+      <w:r>
+        <w:t>2.3 Требования к данным</w:t>
+      </w:r>
+    </w:p>
+    <w:p>
+      <w:pPr>
+        <w:pStyle w:val="ab"/>
+      </w:pPr>
+      <w:r>
+        <w:t xml:space="preserve">Ниже описаны данные, </w:t>
+      </w:r>
+      <w:r>
+        <w:t>которые необходимо хранить системе:</w:t>
       </w:r>
     </w:p>
     <w:p>
@@ -2889,16 +3093,7 @@
         <w:ind w:left="0" w:firstLine="709"/>
       </w:pPr>
       <w:r>
-        <w:t xml:space="preserve">отслеживаемые метрики устройств в формате </w:t>
-      </w:r>
-      <w:r>
-        <w:rPr>
-          <w:lang w:val="en-US"/>
-        </w:rPr>
-        <w:t>OID</w:t>
-      </w:r>
-      <w:r>
-        <w:t>;</w:t>
+        <w:t>список отслеживаемых устройств;</w:t>
       </w:r>
     </w:p>
     <w:p>
@@ -2915,6 +3110,31 @@
       </w:pPr>
       <w:r>
         <w:lastRenderedPageBreak/>
+        <w:t xml:space="preserve">отслеживаемые метрики устройств в формате </w:t>
+      </w:r>
+      <w:r>
+        <w:rPr>
+          <w:lang w:val="en-US"/>
+        </w:rPr>
+        <w:t>OID</w:t>
+      </w:r>
+      <w:r>
+        <w:t>;</w:t>
+      </w:r>
+    </w:p>
+    <w:p>
+      <w:pPr>
+        <w:pStyle w:val="ab"/>
+        <w:numPr>
+          <w:ilvl w:val="0"/>
+          <w:numId w:val="2"/>
+        </w:numPr>
+        <w:tabs>
+          <w:tab w:val="left" w:pos="993"/>
+        </w:tabs>
+        <w:ind w:left="0" w:firstLine="709"/>
+      </w:pPr>
+      <w:r>
         <w:t>настройки приложения.</w:t>
       </w:r>
     </w:p>
@@ -2966,12 +3186,12 @@
       <w:pPr>
         <w:pStyle w:val="ab"/>
       </w:pPr>
-      <w:bookmarkStart w:id="2" w:name="_Hlk222235933"/>
+      <w:bookmarkStart w:id="3" w:name="_Hlk222235933"/>
       <w:r>
         <w:t>Особых требований к производительности системы мониторинга нет.</w:t>
       </w:r>
     </w:p>
-    <w:bookmarkEnd w:id="2"/>
+    <w:bookmarkEnd w:id="3"/>
     <w:p>
       <w:pPr>
         <w:pStyle w:val="ab"/>
@@ -2985,7 +3205,7 @@
         <w:pStyle w:val="ab"/>
       </w:pPr>
       <w:r>
-        <w:t>Система мониторинга не имеет системы авторизации, однако, при запуске, должна работать с правами администратора (или же суперпользователя). Таким образом, система авторизации заменяется вводом пароля системного администратора. Только предназначенный персонал имеет доступ к управлению сетью.</w:t>
+        <w:t>Система должна запрашивать логин и пароль при попытке доступа к её веб-интерфейсу. При длительном бездействии оператора система блокируется и требует ввести данные заново.</w:t>
       </w:r>
     </w:p>
     <w:p>
@@ -3050,15 +3270,15 @@
         <w:pStyle w:val="ab"/>
       </w:pPr>
       <w:r>
-        <w:t>Все данные пользователя должны быть защищены в соответствии с Федеральным законом №152-ФЗ «О персональных данных».</w:t>
-      </w:r>
-    </w:p>
-    <w:p>
-      <w:pPr>
-        <w:pStyle w:val="ab"/>
-      </w:pPr>
-      <w:r>
-        <w:t>При разработке необходимо учитывать требования ГОСТ Р 52872-2012 (доступность для инвалидов по зрению)</w:t>
+        <w:t xml:space="preserve">При разработке необходимо учитывать требования ГОСТ Р </w:t>
+      </w:r>
+      <w:proofErr w:type="gramStart"/>
+      <w:r>
+        <w:t>52872-2012</w:t>
+      </w:r>
+      <w:proofErr w:type="gramEnd"/>
+      <w:r>
+        <w:t xml:space="preserve"> (доступность для инвалидов по зрению)</w:t>
       </w:r>
       <w:r>
         <w:t>.</w:t>
@@ -3101,7 +3321,43 @@
         <w:pStyle w:val="ab"/>
       </w:pPr>
       <w:r>
-        <w:t>Требуется ли глубокая интеграция с сайтом сервис-агента для автоматической синхронизации статусов оплаты, или достаточно будет ссылки на внешний ресурс?</w:t>
+        <w:t xml:space="preserve">Будут ли использованы возможности фреймворка </w:t>
+      </w:r>
+      <w:r>
+        <w:rPr>
+          <w:lang w:val="en-US"/>
+        </w:rPr>
+        <w:t>ReactJS</w:t>
+      </w:r>
+      <w:r>
+        <w:t xml:space="preserve"> для создания пользовательского веб-интерфейса?</w:t>
+      </w:r>
+    </w:p>
+    <w:p>
+      <w:pPr>
+        <w:pStyle w:val="ab"/>
+      </w:pPr>
+      <w:r>
+        <w:t>4.2 Предварительный план-график</w:t>
+      </w:r>
+    </w:p>
+    <w:p>
+      <w:pPr>
+        <w:pStyle w:val="ab"/>
+      </w:pPr>
+      <w:r>
+        <w:t>01.09.2025-</w:t>
+      </w:r>
+      <w:r>
+        <w:t>01.11.2025 – анализ предметной области, формирование требований к ИС.</w:t>
+      </w:r>
+    </w:p>
+    <w:p>
+      <w:pPr>
+        <w:pStyle w:val="ab"/>
+      </w:pPr>
+      <w:r>
+        <w:t>01.11.2025-07.02.2026 – спецификация требований, разработка предварительного дизайна ИС.</w:t>
       </w:r>
     </w:p>
     <w:p>
@@ -3110,109 +3366,26 @@
       </w:pPr>
       <w:r>
         <w:lastRenderedPageBreak/>
-        <w:t>Будет ли использоваться React для построения интерфейса личного кабинета, или функционал Django-шаблонов будет достаточным?</w:t>
-      </w:r>
-    </w:p>
-    <w:p>
-      <w:pPr>
-        <w:pStyle w:val="ab"/>
-      </w:pPr>
-      <w:r>
-        <w:t>4.2 Предварительный план-график</w:t>
-      </w:r>
-    </w:p>
-    <w:p>
-      <w:pPr>
-        <w:pStyle w:val="ab"/>
-      </w:pPr>
-      <w:r>
-        <w:t>01.09.2025</w:t>
-      </w:r>
-      <w:r>
-        <w:t>-</w:t>
-      </w:r>
-      <w:r>
-        <w:t>31.10.2025</w:t>
-      </w:r>
-      <w:r>
-        <w:t xml:space="preserve"> – а</w:t>
-      </w:r>
-      <w:r>
-        <w:t>нализ требований, проектирование архитектуры и БД, создание прототипов интерфейсов.</w:t>
-      </w:r>
-    </w:p>
-    <w:p>
-      <w:pPr>
-        <w:pStyle w:val="ab"/>
-      </w:pPr>
-      <w:r>
-        <w:t>01.11.2025</w:t>
-      </w:r>
-      <w:r>
-        <w:t>-</w:t>
-      </w:r>
-      <w:r>
-        <w:t>31.01.2026</w:t>
-      </w:r>
-      <w:r>
-        <w:t xml:space="preserve"> – р</w:t>
-      </w:r>
-      <w:r>
-        <w:t>азработка функционала (регистрация, личный кабинет, CMS для страниц).</w:t>
-      </w:r>
-    </w:p>
-    <w:p>
-      <w:pPr>
-        <w:pStyle w:val="ab"/>
-      </w:pPr>
-      <w:r>
-        <w:t>01.02.2026</w:t>
-      </w:r>
-      <w:r>
-        <w:t>-</w:t>
-      </w:r>
-      <w:r>
-        <w:t>31.03.2026</w:t>
-      </w:r>
-      <w:r>
-        <w:t xml:space="preserve"> – р</w:t>
-      </w:r>
-      <w:r>
-        <w:t>азработка модулей управления заявками, рецензирования и программы конференции.</w:t>
-      </w:r>
-    </w:p>
-    <w:p>
-      <w:pPr>
-        <w:pStyle w:val="ab"/>
-      </w:pPr>
-      <w:r>
-        <w:t>01.04.2026</w:t>
-      </w:r>
-      <w:r>
-        <w:t>-</w:t>
-      </w:r>
-      <w:r>
-        <w:t>30.04.2026</w:t>
-      </w:r>
-      <w:r>
-        <w:t xml:space="preserve"> – н</w:t>
-      </w:r>
-      <w:r>
-        <w:t>аполнение контентом, комплексное тестирование, отладка.</w:t>
-      </w:r>
-    </w:p>
-    <w:p>
-      <w:pPr>
-        <w:pStyle w:val="ab"/>
-      </w:pPr>
-      <w:r>
-        <w:t>01.05.2026</w:t>
-      </w:r>
-      <w:r>
-        <w:t xml:space="preserve"> – в</w:t>
-      </w:r>
-      <w:r>
-        <w:t>вод в эксплуатацию и подготовка к конференции.</w:t>
+        <w:t>07.02.2026-01.04.2026 – проектирование ИС, БД.</w:t>
+      </w:r>
+    </w:p>
+    <w:p>
+      <w:pPr>
+        <w:pStyle w:val="ab"/>
+      </w:pPr>
+      <w:r>
+        <w:t>01.04.2026-01.05.2026 – кодирование ИС.</w:t>
+      </w:r>
+    </w:p>
+    <w:p>
+      <w:pPr>
+        <w:pStyle w:val="ab"/>
+        <w:rPr>
+          <w:lang w:val="en-US"/>
+        </w:rPr>
+      </w:pPr>
+      <w:r>
+        <w:t>01.05.2026-15.05.2026 – разработка пользовательского веб-интерфейса.</w:t>
       </w:r>
     </w:p>
     <w:p>
@@ -3251,33 +3424,6 @@
         <w:pStyle w:val="ab"/>
       </w:pPr>
       <w:r>
-        <w:t>Аренда виртуального сервера (VPS): ~ 500-1000 руб./мес. * на срок разработки и первый год эксплуатации.</w:t>
-      </w:r>
-    </w:p>
-    <w:p>
-      <w:pPr>
-        <w:pStyle w:val="ab"/>
-      </w:pPr>
-      <w:r>
-        <w:t>П</w:t>
-      </w:r>
-      <w:r>
-        <w:t>родление домена: ~ 500 руб./год.</w:t>
-      </w:r>
-    </w:p>
-    <w:p>
-      <w:pPr>
-        <w:pStyle w:val="ab"/>
-      </w:pPr>
-      <w:r>
-        <w:t>Платные библиотеки/шаблоны (опционально): могут потребоваться для ускорения разработки дизайна.</w:t>
-      </w:r>
-    </w:p>
-    <w:p>
-      <w:pPr>
-        <w:pStyle w:val="ab"/>
-      </w:pPr>
-      <w:r>
         <w:t>5. Приложения</w:t>
       </w:r>
     </w:p>
@@ -3294,73 +3440,43 @@
         <w:pStyle w:val="ab"/>
       </w:pPr>
       <w:r>
-        <w:t>CMS (Content Management System) –</w:t>
-      </w:r>
-      <w:r>
-        <w:t xml:space="preserve"> с</w:t>
-      </w:r>
-      <w:r>
-        <w:t>истема управления контентом, позволяющая редактировать содержимое сайта без знаний программирования</w:t>
-      </w:r>
-      <w:r>
-        <w:t>.</w:t>
-      </w:r>
-    </w:p>
-    <w:p>
-      <w:pPr>
-        <w:pStyle w:val="ab"/>
-      </w:pPr>
-      <w:r>
-        <w:t>Django –</w:t>
-      </w:r>
-      <w:r>
-        <w:t xml:space="preserve"> в</w:t>
-      </w:r>
-      <w:r>
-        <w:t>ысокоуровневый веб-фреймворк на языке Python.</w:t>
-      </w:r>
-    </w:p>
-    <w:p>
-      <w:pPr>
-        <w:pStyle w:val="ab"/>
-      </w:pPr>
-      <w:r>
-        <w:t>Личный кабинет –</w:t>
-      </w:r>
-      <w:r>
-        <w:t xml:space="preserve"> п</w:t>
-      </w:r>
-      <w:r>
-        <w:t>ерсонализированный раздел сайта для зарегистрированного пользователя (участника).</w:t>
-      </w:r>
-    </w:p>
-    <w:p>
-      <w:pPr>
-        <w:pStyle w:val="ab"/>
-      </w:pPr>
-      <w:r>
-        <w:t>Рецензирование –</w:t>
-      </w:r>
-      <w:r>
-        <w:t xml:space="preserve"> п</w:t>
-      </w:r>
-      <w:r>
-        <w:t>роцесс проверки и оценки научных материалов, поданных участниками.</w:t>
-      </w:r>
-    </w:p>
-    <w:p>
-      <w:pPr>
-        <w:pStyle w:val="ab"/>
-      </w:pPr>
-      <w:r>
-        <w:lastRenderedPageBreak/>
-        <w:t>Сервис-агент –</w:t>
-      </w:r>
-      <w:r>
-        <w:t xml:space="preserve"> с</w:t>
-      </w:r>
-      <w:r>
-        <w:t>торонняя компания, обеспечивающая прием и обработку организационных взносов.</w:t>
+        <w:t>ИС – информационная система.</w:t>
+      </w:r>
+    </w:p>
+    <w:p>
+      <w:pPr>
+        <w:pStyle w:val="ab"/>
+      </w:pPr>
+      <w:r>
+        <w:t>ОС – операционная система.</w:t>
+      </w:r>
+    </w:p>
+    <w:p>
+      <w:pPr>
+        <w:pStyle w:val="ab"/>
+      </w:pPr>
+      <w:r>
+        <w:rPr>
+          <w:lang w:val="en-US"/>
+        </w:rPr>
+        <w:t>ReactJS</w:t>
+      </w:r>
+      <w:r>
+        <w:t xml:space="preserve"> – </w:t>
+      </w:r>
+      <w:r>
+        <w:t xml:space="preserve">фреймворк для языка программирования </w:t>
+      </w:r>
+      <w:proofErr w:type="spellStart"/>
+      <w:r>
+        <w:rPr>
+          <w:lang w:val="en-US"/>
+        </w:rPr>
+        <w:t>Javascript</w:t>
+      </w:r>
+      <w:proofErr w:type="spellEnd"/>
+      <w:r>
+        <w:t xml:space="preserve"> для создания графических пользовательских интерфейсов.</w:t>
       </w:r>
     </w:p>
     <w:p>
@@ -3385,17 +3501,6 @@
       </w:pPr>
       <w:r>
         <w:t>5.3 Ссылки</w:t>
-      </w:r>
-    </w:p>
-    <w:p>
-      <w:pPr>
-        <w:pStyle w:val="ab"/>
-      </w:pPr>
-      <w:r>
-        <w:t xml:space="preserve">Существующий сайт расположен по адресу </w:t>
-      </w:r>
-      <w:r>
-        <w:t>https://noise-conf.com/</w:t>
       </w:r>
     </w:p>
     <w:p>
@@ -3410,6 +3515,15 @@
           <w:szCs w:val="28"/>
         </w:rPr>
       </w:pPr>
+      <w:r>
+        <w:rPr>
+          <w:bCs/>
+          <w:color w:val="000000"/>
+          <w:sz w:val="28"/>
+          <w:szCs w:val="28"/>
+        </w:rPr>
+        <w:t>Нет</w:t>
+      </w:r>
     </w:p>
     <w:sectPr>
       <w:footerReference w:type="default" r:id="rId9"/>
@@ -4192,6 +4306,7 @@
   <w:style w:type="character" w:default="1" w:styleId="a0">
     <w:name w:val="Default Paragraph Font"/>
     <w:uiPriority w:val="1"/>
+    <w:semiHidden/>
     <w:unhideWhenUsed/>
   </w:style>
   <w:style w:type="table" w:default="1" w:styleId="a1">
